--- a/testakten/unterhalt-stufenklage-selbststaendiger-hamburg/docx/auskunftsaufforderung_joris_harms.docx
+++ b/testakten/unterhalt-stufenklage-selbststaendiger-hamburg/docx/auskunftsaufforderung_joris_harms.docx
@@ -49,14 +49,72 @@
         <w:t>Nach fruchtlosem Fristablauf wird gerichtliche Auskunft im Wege des Stufenantrags sowie vorläufiger Unterhalt geltend gemacht.</w:t>
       </w:r>
     </w:p>
+    <w:p>
+      <w:pPr>
+        <w:pStyle w:val="Heading2"/>
+      </w:pPr>
+      <w:r>
+        <w:t>Konkretisierung der Beleganforderung</w:t>
+      </w:r>
+    </w:p>
+    <w:p>
+      <w:r>
+        <w:t>Die Unterlagen sollen für jedes Kalenderjahr getrennt und vollständig vorgelegt werden. Bei der GmbH gehören dazu Jahresabschluss, Steuererklärungen, Steuerbescheide, betriebswirtschaftliche Auswertungen, Summen- und Saldenlisten sowie Kontenblätter zu Geschäftsführergehalt, Gesellschafterdarlehen, Fahrzeugen, Reisekosten und sonstigen Aufwendungen. Für 2026 sind die Unterlagen bis zum letzten abgeschlossenen Monat erforderlich.</w:t>
+      </w:r>
+    </w:p>
+    <w:p>
+      <w:r>
+        <w:t>Zur Ferienwohnung sind Eigentum oder Nutzungsrecht, Plattformabrechnungen, Belegungskalender, Zahlungszuflüsse und laufende Kosten zu belegen. Personenbezogene Daten von Gästen können geschwärzt werden, sofern Buchungsdatum, Dauer und Betrag erkennbar bleiben. Die Frist läuft am 28. Juni 2026 ab; Teilunterlagen sind mit einer genauen Nachlieferungsliste zu versehen.</w:t>
+      </w:r>
+    </w:p>
     <w:sectPr>
-      <w:pgSz w:w="12240" w:h="15840"/>
+      <w:headerReference w:type="default" r:id="rId9"/>
+      <w:footerReference w:type="default" r:id="rId10"/>
+      <w:pgSz w:w="11906" w:h="16838"/>
       <w:pgMar w:top="1440" w:right="1800" w:bottom="1440" w:left="1800" w:header="720" w:footer="720" w:gutter="0"/>
       <w:cols w:space="720"/>
       <w:docGrid w:linePitch="360"/>
     </w:sectPr>
   </w:body>
 </w:document>
+</file>
+
+<file path=word/footer1.xml><?xml version="1.0" encoding="utf-8"?>
+<w:ftr xmlns:m="http://schemas.openxmlformats.org/officeDocument/2006/math" xmlns:mc="http://schemas.openxmlformats.org/markup-compatibility/2006" xmlns:mo="http://schemas.microsoft.com/office/mac/office/2008/main" xmlns:mv="urn:schemas-microsoft-com:mac:vml" xmlns:o="urn:schemas-microsoft-com:office:office" xmlns:r="http://schemas.openxmlformats.org/officeDocument/2006/relationships" xmlns:v="urn:schemas-microsoft-com:vml" xmlns:w10="urn:schemas-microsoft-com:office:word" xmlns:w14="http://schemas.microsoft.com/office/word/2010/wordml" xmlns:w="http://schemas.openxmlformats.org/wordprocessingml/2006/main" xmlns:wne="http://schemas.microsoft.com/office/word/2006/wordml" xmlns:wp14="http://schemas.microsoft.com/office/word/2010/wordprocessingDrawing" xmlns:wp="http://schemas.openxmlformats.org/drawingml/2006/wordprocessingDrawing" xmlns:wpc="http://schemas.microsoft.com/office/word/2010/wordprocessingCanvas" xmlns:wpg="http://schemas.microsoft.com/office/word/2010/wordprocessingGroup" xmlns:wpi="http://schemas.microsoft.com/office/word/2010/wordprocessingInk" xmlns:wps="http://schemas.microsoft.com/office/word/2010/wordprocessingShape" mc:Ignorable="w14 wp14">
+  <w:p>
+    <w:pPr>
+      <w:pStyle w:val="Footer"/>
+      <w:jc w:val="center"/>
+    </w:pPr>
+    <w:r>
+      <w:rPr>
+        <w:rFonts w:ascii="Arial" w:hAnsi="Arial"/>
+        <w:color w:val="6E6E6E"/>
+        <w:sz w:val="16"/>
+      </w:rPr>
+      <w:t>Aktenstück auskunftsaufforderung_joris_harms.docx · Arbeitsstand</w:t>
+    </w:r>
+  </w:p>
+</w:ftr>
+</file>
+
+<file path=word/header1.xml><?xml version="1.0" encoding="utf-8"?>
+<w:hdr xmlns:m="http://schemas.openxmlformats.org/officeDocument/2006/math" xmlns:mc="http://schemas.openxmlformats.org/markup-compatibility/2006" xmlns:mo="http://schemas.microsoft.com/office/mac/office/2008/main" xmlns:mv="urn:schemas-microsoft-com:mac:vml" xmlns:o="urn:schemas-microsoft-com:office:office" xmlns:r="http://schemas.openxmlformats.org/officeDocument/2006/relationships" xmlns:v="urn:schemas-microsoft-com:vml" xmlns:w10="urn:schemas-microsoft-com:office:word" xmlns:w14="http://schemas.microsoft.com/office/word/2010/wordml" xmlns:w="http://schemas.openxmlformats.org/wordprocessingml/2006/main" xmlns:wne="http://schemas.microsoft.com/office/word/2006/wordml" xmlns:wp14="http://schemas.microsoft.com/office/word/2010/wordprocessingDrawing" xmlns:wp="http://schemas.openxmlformats.org/drawingml/2006/wordprocessingDrawing" xmlns:wpc="http://schemas.microsoft.com/office/word/2010/wordprocessingCanvas" xmlns:wpg="http://schemas.microsoft.com/office/word/2010/wordprocessingGroup" xmlns:wpi="http://schemas.microsoft.com/office/word/2010/wordprocessingInk" xmlns:wps="http://schemas.microsoft.com/office/word/2010/wordprocessingShape" mc:Ignorable="w14 wp14">
+  <w:p>
+    <w:pPr>
+      <w:pStyle w:val="Header"/>
+      <w:jc w:val="right"/>
+    </w:pPr>
+    <w:r>
+      <w:rPr>
+        <w:rFonts w:ascii="Arial" w:hAnsi="Arial"/>
+        <w:color w:val="535E67"/>
+        <w:sz w:val="16"/>
+      </w:rPr>
+      <w:t>Harms ./. Harms · Unterhaltsauskunft</w:t>
+    </w:r>
+  </w:p>
+</w:hdr>
 </file>
 
 <file path=word/numbering.xml><?xml version="1.0" encoding="utf-8"?>
@@ -422,9 +480,12 @@
     <w:name w:val="Normal"/>
     <w:qFormat/>
     <w:rsid w:val="00FC693F"/>
+    <w:pPr>
+      <w:spacing w:after="120"/>
+    </w:pPr>
     <w:rPr>
       <w:rFonts w:ascii="Arial" w:hAnsi="Arial"/>
-      <w:sz w:val="20"/>
+      <w:sz w:val="21"/>
     </w:rPr>
   </w:style>
   <w:style w:type="paragraph" w:styleId="Header">
@@ -489,7 +550,7 @@
       <w:rFonts w:asciiTheme="majorHAnsi" w:eastAsiaTheme="majorEastAsia" w:hAnsiTheme="majorHAnsi" w:cstheme="majorBidi" w:ascii="Arial" w:hAnsi="Arial"/>
       <w:b/>
       <w:bCs/>
-      <w:color w:val="365F91" w:themeColor="accent1" w:themeShade="BF"/>
+      <w:color w:val="24364B"/>
       <w:sz w:val="28"/>
       <w:szCs w:val="28"/>
     </w:rPr>
@@ -513,7 +574,7 @@
       <w:rFonts w:asciiTheme="majorHAnsi" w:eastAsiaTheme="majorEastAsia" w:hAnsiTheme="majorHAnsi" w:cstheme="majorBidi" w:ascii="Arial" w:hAnsi="Arial"/>
       <w:b/>
       <w:bCs/>
-      <w:color w:val="4F81BD" w:themeColor="accent1"/>
+      <w:color w:val="24364B"/>
       <w:sz w:val="26"/>
       <w:szCs w:val="26"/>
     </w:rPr>
@@ -775,8 +836,8 @@
       <w:contextualSpacing/>
     </w:pPr>
     <w:rPr>
-      <w:rFonts w:asciiTheme="majorHAnsi" w:eastAsiaTheme="majorEastAsia" w:hAnsiTheme="majorHAnsi" w:cstheme="majorBidi"/>
-      <w:color w:val="17365D" w:themeColor="text2" w:themeShade="BF"/>
+      <w:rFonts w:asciiTheme="majorHAnsi" w:eastAsiaTheme="majorEastAsia" w:hAnsiTheme="majorHAnsi" w:cstheme="majorBidi" w:ascii="Arial" w:hAnsi="Arial"/>
+      <w:color w:val="24364B"/>
       <w:spacing w:val="5"/>
       <w:kern w:val="28"/>
       <w:sz w:val="52"/>
